--- a/1. Identifying Competition/Trottier/Analysis.docx
+++ b/1. Identifying Competition/Trottier/Analysis.docx
@@ -14,14 +14,105 @@
           <w:rFonts w:ascii="Times New Roman" w:hAnsi="Times New Roman" w:cs="Times New Roman"/>
           <w:lang w:val="en-US"/>
         </w:rPr>
-        <w:t>The accompanying figure</w:t>
-      </w:r>
-      <w:r>
-        <w:rPr>
-          <w:rFonts w:ascii="Times New Roman" w:hAnsi="Times New Roman" w:cs="Times New Roman"/>
-          <w:lang w:val="en-US"/>
-        </w:rPr>
-        <w:t xml:space="preserve"> compares two scenarios from the Trottier data: a conventional, Net Zero by 2050 (NZ50) pathway and an accelerated, Net Zero by 2045 (NZ45) pathway. The results suggest that while transport and industry benefit from increased DAC deployment, other sectors like energy production, fugitive emissions, and electricity are more affected under accelerated decarbonization roadmaps. These sectors – significant contributors to economywide decarbonization – may require higher emissions allowances in an NZ45 scenario to meet the tighter constraints of a more ambitious energy transiti</w:t>
+        <w:t>The accompanying figure compares two scenarios from the Trottier data: a conventional, Net</w:t>
+      </w:r>
+      <w:r>
+        <w:rPr>
+          <w:rFonts w:ascii="Times New Roman" w:hAnsi="Times New Roman" w:cs="Times New Roman"/>
+          <w:lang w:val="en-US"/>
+        </w:rPr>
+        <w:t>-</w:t>
+      </w:r>
+      <w:r>
+        <w:rPr>
+          <w:rFonts w:ascii="Times New Roman" w:hAnsi="Times New Roman" w:cs="Times New Roman"/>
+          <w:lang w:val="en-US"/>
+        </w:rPr>
+        <w:t>Zero</w:t>
+      </w:r>
+      <w:r>
+        <w:rPr>
+          <w:rFonts w:ascii="Times New Roman" w:hAnsi="Times New Roman" w:cs="Times New Roman"/>
+          <w:lang w:val="en-US"/>
+        </w:rPr>
+        <w:t>-</w:t>
+      </w:r>
+      <w:r>
+        <w:rPr>
+          <w:rFonts w:ascii="Times New Roman" w:hAnsi="Times New Roman" w:cs="Times New Roman"/>
+          <w:lang w:val="en-US"/>
+        </w:rPr>
+        <w:t>by</w:t>
+      </w:r>
+      <w:r>
+        <w:rPr>
+          <w:rFonts w:ascii="Times New Roman" w:hAnsi="Times New Roman" w:cs="Times New Roman"/>
+          <w:lang w:val="en-US"/>
+        </w:rPr>
+        <w:t>-</w:t>
+      </w:r>
+      <w:r>
+        <w:rPr>
+          <w:rFonts w:ascii="Times New Roman" w:hAnsi="Times New Roman" w:cs="Times New Roman"/>
+          <w:lang w:val="en-US"/>
+        </w:rPr>
+        <w:t>2050 (NZ50) pathway and an accelerated, Net</w:t>
+      </w:r>
+      <w:r>
+        <w:rPr>
+          <w:rFonts w:ascii="Times New Roman" w:hAnsi="Times New Roman" w:cs="Times New Roman"/>
+          <w:lang w:val="en-US"/>
+        </w:rPr>
+        <w:t>-</w:t>
+      </w:r>
+      <w:r>
+        <w:rPr>
+          <w:rFonts w:ascii="Times New Roman" w:hAnsi="Times New Roman" w:cs="Times New Roman"/>
+          <w:lang w:val="en-US"/>
+        </w:rPr>
+        <w:t>Zero</w:t>
+      </w:r>
+      <w:r>
+        <w:rPr>
+          <w:rFonts w:ascii="Times New Roman" w:hAnsi="Times New Roman" w:cs="Times New Roman"/>
+          <w:lang w:val="en-US"/>
+        </w:rPr>
+        <w:t>-</w:t>
+      </w:r>
+      <w:r>
+        <w:rPr>
+          <w:rFonts w:ascii="Times New Roman" w:hAnsi="Times New Roman" w:cs="Times New Roman"/>
+          <w:lang w:val="en-US"/>
+        </w:rPr>
+        <w:t>by</w:t>
+      </w:r>
+      <w:r>
+        <w:rPr>
+          <w:rFonts w:ascii="Times New Roman" w:hAnsi="Times New Roman" w:cs="Times New Roman"/>
+          <w:lang w:val="en-US"/>
+        </w:rPr>
+        <w:t>-</w:t>
+      </w:r>
+      <w:r>
+        <w:rPr>
+          <w:rFonts w:ascii="Times New Roman" w:hAnsi="Times New Roman" w:cs="Times New Roman"/>
+          <w:lang w:val="en-US"/>
+        </w:rPr>
+        <w:t>2045 (NZ45) pathway. The results suggest that while transport and industry benefit from increased DAC deployment, other sectors like energy production, fugitive emissions, and</w:t>
+      </w:r>
+      <w:r>
+        <w:rPr>
+          <w:rFonts w:ascii="Times New Roman" w:hAnsi="Times New Roman" w:cs="Times New Roman"/>
+          <w:lang w:val="en-US"/>
+        </w:rPr>
+        <w:t xml:space="preserve"> particularly</w:t>
+      </w:r>
+      <w:r>
+        <w:rPr>
+          <w:rFonts w:ascii="Times New Roman" w:hAnsi="Times New Roman" w:cs="Times New Roman"/>
+          <w:lang w:val="en-US"/>
+        </w:rPr>
+        <w:t xml:space="preserve"> electricity are more affected under accelerated decarbonization roadmaps. These sectors – significant contributors to economywide decarbonization – may require higher emissions allowances in an NZ45 scenario to meet the tighter constraints of a more ambitious energy transiti</w:t>
       </w:r>
       <w:r>
         <w:rPr>
@@ -65,14 +156,11 @@
         <w:jc w:val="center"/>
       </w:pPr>
       <w:r>
-        <w:rPr>
-          <w:noProof/>
-        </w:rPr>
         <w:drawing>
-          <wp:inline distT="0" distB="0" distL="0" distR="0" wp14:anchorId="570FC7AE" wp14:editId="7E9D5011">
-            <wp:extent cx="3493303" cy="3444240"/>
-            <wp:effectExtent l="0" t="0" r="0" b="3810"/>
-            <wp:docPr id="1259253008" name="Picture 1"/>
+          <wp:inline distT="0" distB="0" distL="0" distR="0" wp14:anchorId="2A27537E" wp14:editId="0539980C">
+            <wp:extent cx="5943600" cy="4606925"/>
+            <wp:effectExtent l="0" t="0" r="0" b="3175"/>
+            <wp:docPr id="1622553657" name="Picture 1"/>
             <wp:cNvGraphicFramePr>
               <a:graphicFrameLocks xmlns:a="http://schemas.openxmlformats.org/drawingml/2006/main" noChangeAspect="1"/>
             </wp:cNvGraphicFramePr>
@@ -80,42 +168,57 @@
               <a:graphicData uri="http://schemas.openxmlformats.org/drawingml/2006/picture">
                 <pic:pic xmlns:pic="http://schemas.openxmlformats.org/drawingml/2006/picture">
                   <pic:nvPicPr>
-                    <pic:cNvPr id="0" name="Picture 1"/>
-                    <pic:cNvPicPr>
-                      <a:picLocks noChangeAspect="1" noChangeArrowheads="1"/>
-                    </pic:cNvPicPr>
+                    <pic:cNvPr id="1622553657" name=""/>
+                    <pic:cNvPicPr/>
                   </pic:nvPicPr>
                   <pic:blipFill>
-                    <a:blip r:embed="rId4">
-                      <a:extLst>
-                        <a:ext uri="{28A0092B-C50C-407E-A947-70E740481C1C}">
-                          <a14:useLocalDpi xmlns:a14="http://schemas.microsoft.com/office/drawing/2010/main" val="0"/>
-                        </a:ext>
-                      </a:extLst>
-                    </a:blip>
-                    <a:srcRect/>
+                    <a:blip r:embed="rId4"/>
                     <a:stretch>
                       <a:fillRect/>
                     </a:stretch>
                   </pic:blipFill>
-                  <pic:spPr bwMode="auto">
+                  <pic:spPr>
                     <a:xfrm>
                       <a:off x="0" y="0"/>
-                      <a:ext cx="3495598" cy="3446503"/>
+                      <a:ext cx="5943600" cy="4606925"/>
                     </a:xfrm>
                     <a:prstGeom prst="rect">
                       <a:avLst/>
                     </a:prstGeom>
-                    <a:noFill/>
-                    <a:ln>
-                      <a:noFill/>
-                    </a:ln>
                   </pic:spPr>
                 </pic:pic>
               </a:graphicData>
             </a:graphic>
           </wp:inline>
         </w:drawing>
+      </w:r>
+    </w:p>
+    <w:p>
+      <w:pPr>
+        <w:rPr>
+          <w:rFonts w:ascii="Times New Roman" w:hAnsi="Times New Roman" w:cs="Times New Roman"/>
+          <w:sz w:val="18"/>
+          <w:szCs w:val="18"/>
+        </w:rPr>
+      </w:pPr>
+      <w:r>
+        <w:rPr>
+          <w:rFonts w:ascii="Times New Roman" w:hAnsi="Times New Roman" w:cs="Times New Roman"/>
+          <w:i/>
+          <w:iCs/>
+          <w:sz w:val="18"/>
+          <w:szCs w:val="18"/>
+          <w:u w:val="single"/>
+        </w:rPr>
+        <w:t>Note:</w:t>
+      </w:r>
+      <w:r>
+        <w:rPr>
+          <w:rFonts w:ascii="Times New Roman" w:hAnsi="Times New Roman" w:cs="Times New Roman"/>
+          <w:sz w:val="18"/>
+          <w:szCs w:val="18"/>
+        </w:rPr>
+        <w:t xml:space="preserve"> In this data, BECCS implementation is incorporated under the ‘electricity’ and ‘industry – combustion’ sectors. The differentials between the NZ45 and NZ50 emissions of those sectors in the year 2050 are presented in the graph above.</w:t>
       </w:r>
     </w:p>
     <w:sectPr>
@@ -731,6 +834,7 @@
   <w:style w:type="character" w:default="1" w:styleId="DefaultParagraphFont">
     <w:name w:val="Default Paragraph Font"/>
     <w:uiPriority w:val="1"/>
+    <w:semiHidden/>
     <w:unhideWhenUsed/>
   </w:style>
   <w:style w:type="table" w:default="1" w:styleId="TableNormal">
